--- a/testakten/erbrecht-patchwork-stiefgrossvater-erbfolge-karlsruhe/14b_sterbeurkunde_clemens_radtke.docx
+++ b/testakten/erbrecht-patchwork-stiefgrossvater-erbfolge-karlsruhe/14b_sterbeurkunde_clemens_radtke.docx
@@ -649,7 +649,7 @@
         <w:color w:val="5C6569"/>
         <w:sz w:val="14"/>
       </w:rPr>
-      <w:t>Telefon 07221 93-2160 · standesamt@baden-baden.example</w:t>
+      <w:t>Telefon 07221 93-2160 · standesamt@baden-baden.de</w:t>
     </w:r>
   </w:p>
   <w:p>
